--- a/Vademecum_Discussione_Tesi.docx
+++ b/Vademecum_Discussione_Tesi.docx
@@ -670,49 +670,49 @@
         <w:rPr>
           <w:lang w:val="it-IT"/>
         </w:rPr>
-        <w:t xml:space="preserve">Perché sui sistemi commerciali non ho accesso a gradienti, </w:t>
-      </w:r>
-      <w:proofErr w:type="spellStart"/>
-      <w:r>
-        <w:rPr>
-          <w:lang w:val="it-IT"/>
-        </w:rPr>
-        <w:t>logits</w:t>
-      </w:r>
-      <w:proofErr w:type="spellEnd"/>
-      <w:r>
-        <w:rPr>
-          <w:lang w:val="it-IT"/>
-        </w:rPr>
-        <w:t xml:space="preserve">, architettura, </w:t>
-      </w:r>
-      <w:proofErr w:type="spellStart"/>
-      <w:r>
-        <w:rPr>
-          <w:lang w:val="it-IT"/>
-        </w:rPr>
-        <w:t>preprocessing</w:t>
-      </w:r>
-      <w:proofErr w:type="spellEnd"/>
-      <w:r>
-        <w:rPr>
-          <w:lang w:val="it-IT"/>
-        </w:rPr>
-        <w:t xml:space="preserve"> o training data. I proxy mi forniscono invece un ambiente completamente controllabile e ispezionabile nel quale posso studiare il comportamento del classificatore e generare perturbazioni </w:t>
-      </w:r>
-      <w:proofErr w:type="spellStart"/>
-      <w:r>
-        <w:rPr>
-          <w:lang w:val="it-IT"/>
-        </w:rPr>
-        <w:t>adversariali</w:t>
-      </w:r>
-      <w:proofErr w:type="spellEnd"/>
-      <w:r>
-        <w:rPr>
-          <w:lang w:val="it-IT"/>
-        </w:rPr>
-        <w:t xml:space="preserve"> in modo rigoroso.</w:t>
+        <w:t xml:space="preserve">Perché sui sistemi commerciali non ho accesso a gradienti, logits, architettura, preprocessing o training data. Tutti e tre i proxy sono invece ispezionabili e white-box-capable. Solo EfficientNet-B0 è stato designato come modello sorgente per generare gli artefatti model-dependent; ResNet18 e CLIP, con encoder congelato e head binaria supervisionata, sono valutati tramite cross-model transfer.</w:t>
+      </w:r>
+      <w:proofErr w:type="spellStart"/>
+      <w:r>
+        <w:rPr>
+          <w:lang w:val="it-IT"/>
+        </w:rPr>
+        <w:t/>
+      </w:r>
+      <w:proofErr w:type="spellEnd"/>
+      <w:r>
+        <w:rPr>
+          <w:lang w:val="it-IT"/>
+        </w:rPr>
+        <w:t xml:space="preserve"/>
+      </w:r>
+      <w:proofErr w:type="spellStart"/>
+      <w:r>
+        <w:rPr>
+          <w:lang w:val="it-IT"/>
+        </w:rPr>
+        <w:t/>
+      </w:r>
+      <w:proofErr w:type="spellEnd"/>
+      <w:r>
+        <w:rPr>
+          <w:lang w:val="it-IT"/>
+        </w:rPr>
+        <w:t xml:space="preserve"/>
+      </w:r>
+      <w:proofErr w:type="spellStart"/>
+      <w:r>
+        <w:rPr>
+          <w:lang w:val="it-IT"/>
+        </w:rPr>
+        <w:t/>
+      </w:r>
+      <w:proofErr w:type="spellEnd"/>
+      <w:r>
+        <w:rPr>
+          <w:lang w:val="it-IT"/>
+        </w:rPr>
+        <w:t xml:space="preserve"/>
       </w:r>
     </w:p>
     <w:p>
@@ -933,68 +933,68 @@
         <w:rPr>
           <w:lang w:val="it-IT"/>
         </w:rPr>
-        <w:t xml:space="preserve">Nel caso dei software commerciali parlo quindi di </w:t>
-      </w:r>
-      <w:proofErr w:type="spellStart"/>
-      <w:r>
-        <w:rPr>
-          <w:b/>
-          <w:bCs/>
-          <w:lang w:val="it-IT"/>
-        </w:rPr>
-        <w:t>empirical</w:t>
-      </w:r>
-      <w:proofErr w:type="spellEnd"/>
-      <w:r>
-        <w:rPr>
-          <w:b/>
-          <w:bCs/>
-          <w:lang w:val="it-IT"/>
-        </w:rPr>
-        <w:t xml:space="preserve"> transfer </w:t>
-      </w:r>
-      <w:proofErr w:type="spellStart"/>
-      <w:r>
-        <w:rPr>
-          <w:b/>
-          <w:bCs/>
-          <w:lang w:val="it-IT"/>
-        </w:rPr>
-        <w:t>behavior</w:t>
-      </w:r>
-      <w:proofErr w:type="spellEnd"/>
-      <w:r>
-        <w:rPr>
-          <w:lang w:val="it-IT"/>
-        </w:rPr>
-        <w:t>, non di attacco diretto al software.</w:t>
-      </w:r>
-    </w:p>
-    <w:p>
-      <w:pPr>
-        <w:rPr>
-          <w:lang w:val="it-IT"/>
-        </w:rPr>
-      </w:pPr>
-      <w:r>
-        <w:rPr>
-          <w:lang w:val="it-IT"/>
-        </w:rPr>
-        <w:t xml:space="preserve">Inoltre, il trasferimento non dimostra che i due sistemi utilizzino la stessa architettura o che condividano </w:t>
+        <w:t xml:space="preserve">Per i software commerciali descrivo una risposta empirica agli artefatti trasferiti, senza attribuire causalmente ogni variazione alla sola perturbazione adversarial.</w:t>
+      </w:r>
+      <w:proofErr w:type="spellStart"/>
+      <w:r>
+        <w:rPr>
+          <w:b/>
+          <w:bCs/>
+          <w:lang w:val="it-IT"/>
+        </w:rPr>
+        <w:t/>
+      </w:r>
+      <w:proofErr w:type="spellEnd"/>
+      <w:r>
+        <w:rPr>
+          <w:b/>
+          <w:bCs/>
+          <w:lang w:val="it-IT"/>
+        </w:rPr>
+        <w:t xml:space="preserve"/>
+      </w:r>
+      <w:proofErr w:type="spellStart"/>
+      <w:r>
+        <w:rPr>
+          <w:b/>
+          <w:bCs/>
+          <w:lang w:val="it-IT"/>
+        </w:rPr>
+        <w:t/>
+      </w:r>
+      <w:proofErr w:type="spellEnd"/>
+      <w:r>
+        <w:rPr>
+          <w:lang w:val="it-IT"/>
+        </w:rPr>
+        <w:t/>
+      </w:r>
+    </w:p>
+    <w:p>
+      <w:pPr>
+        <w:rPr>
+          <w:lang w:val="it-IT"/>
+        </w:rPr>
+      </w:pPr>
+      <w:r>
+        <w:rPr>
+          <w:lang w:val="it-IT"/>
+        </w:rPr>
+        <w:t xml:space="preserve">La risposta osservata non dimostra equivalenza di architetture o feature. FGSM, Sigma Zero e SuperDeepFool sono esportati come PNG 224 × 224, mentre i clean mantengono formati e dimensioni native; anche One Pixel usa PNG. Senza un clean control con rappresentazione corrispondente, perturbazione, resize e serializzazione possono contribuire insieme alla risposta commerciale.</w:t>
       </w:r>
       <w:proofErr w:type="gramStart"/>
       <w:r>
         <w:rPr>
           <w:lang w:val="it-IT"/>
         </w:rPr>
-        <w:t>le stesse feature</w:t>
+        <w:t/>
       </w:r>
       <w:proofErr w:type="gramEnd"/>
       <w:r>
         <w:rPr>
           <w:lang w:val="it-IT"/>
         </w:rPr>
-        <w:t>. Dimostra soltanto che, per quella specifica popolazione di input, la perturbazione ha modificato anche il comportamento del sistema black-box.</w:t>
+        <w:t/>
       </w:r>
     </w:p>
     <w:p>
@@ -3031,49 +3031,49 @@
         <w:rPr>
           <w:lang w:val="it-IT"/>
         </w:rPr>
-        <w:t xml:space="preserve">FGSM, Sigma Zero e </w:t>
-      </w:r>
-      <w:proofErr w:type="spellStart"/>
-      <w:r>
-        <w:rPr>
-          <w:lang w:val="it-IT"/>
-        </w:rPr>
-        <w:t>SuperDeepFool</w:t>
-      </w:r>
-      <w:proofErr w:type="spellEnd"/>
-      <w:r>
-        <w:rPr>
-          <w:lang w:val="it-IT"/>
-        </w:rPr>
-        <w:t xml:space="preserve"> utilizzano informazioni sul modello EfficientNet-B0 contro il quale vengono generati. One Pixel è anch'esso model-</w:t>
-      </w:r>
-      <w:proofErr w:type="spellStart"/>
-      <w:r>
-        <w:rPr>
-          <w:lang w:val="it-IT"/>
-        </w:rPr>
-        <w:t>dependent</w:t>
-      </w:r>
-      <w:proofErr w:type="spellEnd"/>
-      <w:r>
-        <w:rPr>
-          <w:lang w:val="it-IT"/>
-        </w:rPr>
-        <w:t xml:space="preserve"> ma opera in modalità score-</w:t>
-      </w:r>
-      <w:proofErr w:type="spellStart"/>
-      <w:r>
-        <w:rPr>
-          <w:lang w:val="it-IT"/>
-        </w:rPr>
-        <w:t>based</w:t>
-      </w:r>
-      <w:proofErr w:type="spellEnd"/>
-      <w:r>
-        <w:rPr>
-          <w:lang w:val="it-IT"/>
-        </w:rPr>
-        <w:t>.</w:t>
+        <w:t xml:space="preserve">FGSM, Sigma Zero e SuperDeepFool utilizzano gradienti del checkpoint EfficientNet-B0; One Pixel usa gli score. Per SuperDeepFool, i risultati riguardano l'adapter interno con geometria L2 e un solo ciclo boundary/projection, non la procedura iterativa completa del paper. In SDF(∞,1), infinito indica la variante di iterazione interna, non una norma L-infinito.</w:t>
+      </w:r>
+      <w:proofErr w:type="spellStart"/>
+      <w:r>
+        <w:rPr>
+          <w:lang w:val="it-IT"/>
+        </w:rPr>
+        <w:t/>
+      </w:r>
+      <w:proofErr w:type="spellEnd"/>
+      <w:r>
+        <w:rPr>
+          <w:lang w:val="it-IT"/>
+        </w:rPr>
+        <w:t xml:space="preserve"/>
+      </w:r>
+      <w:proofErr w:type="spellStart"/>
+      <w:r>
+        <w:rPr>
+          <w:lang w:val="it-IT"/>
+        </w:rPr>
+        <w:t/>
+      </w:r>
+      <w:proofErr w:type="spellEnd"/>
+      <w:r>
+        <w:rPr>
+          <w:lang w:val="it-IT"/>
+        </w:rPr>
+        <w:t xml:space="preserve"/>
+      </w:r>
+      <w:proofErr w:type="spellStart"/>
+      <w:r>
+        <w:rPr>
+          <w:lang w:val="it-IT"/>
+        </w:rPr>
+        <w:t/>
+      </w:r>
+      <w:proofErr w:type="spellEnd"/>
+      <w:r>
+        <w:rPr>
+          <w:lang w:val="it-IT"/>
+        </w:rPr>
+        <w:t/>
       </w:r>
     </w:p>
     <w:p>
@@ -4414,21 +4414,21 @@
         <w:rPr>
           <w:lang w:val="it-IT"/>
         </w:rPr>
-        <w:t xml:space="preserve">Il white-box </w:t>
-      </w:r>
-      <w:proofErr w:type="spellStart"/>
-      <w:r>
-        <w:rPr>
-          <w:lang w:val="it-IT"/>
-        </w:rPr>
-        <w:t>attack</w:t>
-      </w:r>
-      <w:proofErr w:type="spellEnd"/>
-      <w:r>
-        <w:rPr>
-          <w:lang w:val="it-IT"/>
-        </w:rPr>
-        <w:t xml:space="preserve"> esiste soltanto rispetto al proxy sorgente per il quale l'attacco è stato ottimizzato.</w:t>
+        <w:t xml:space="preserve">Tutti e tre i proxy consentono accesso white-box. La conoscenza effettivamente usata per generare gli attacchi è distinta dal ruolo di valutazione: gradienti per FGSM, Sigma Zero e SuperDeepFool, score per One Pixel, generazione soltanto su EfficientNet-B0.</w:t>
+      </w:r>
+      <w:proofErr w:type="spellStart"/>
+      <w:r>
+        <w:rPr>
+          <w:lang w:val="it-IT"/>
+        </w:rPr>
+        <w:t/>
+      </w:r>
+      <w:proofErr w:type="spellEnd"/>
+      <w:r>
+        <w:rPr>
+          <w:lang w:val="it-IT"/>
+        </w:rPr>
+        <w:t xml:space="preserve"/>
       </w:r>
     </w:p>
     <w:p>
@@ -9897,7 +9897,7 @@
         <w:rPr>
           <w:lang w:val="it-IT"/>
         </w:rPr>
-        <w:t>Nel mio esperimento i parametri sono congelati, perché l'obiettivo non è ricercare per ogni immagine la perturbazione ottimale, ma confrontare i sistemi sotto una condizione riproducibile.</w:t>
+        <w:t>FGSM usa epsilon = 8/255 come budget fisso e riproducibile, con precedenti nelle valutazioni CIFAR di RobustBench. Non è uno standard forense né un valore ottimizzato per questo corpus. Non è stato eseguito uno sweep di epsilon; il claim resta limitato alla condizione testata.</w:t>
       </w:r>
     </w:p>
     <w:p>
@@ -10124,7 +10124,7 @@
         </w:rPr>
       </w:pPr>
       <w:r>
-        <w:t>Nel mio protocollo One Pixel è model-dependent e score-based. Non richiede gradienti o parametri interni come FGSM, ma utilizza le probabilità del checkpoint EfficientNet-B0 fold-specific. L'implementazione modifica al massimo un singolo pixel, ottimizzando (x, y, R, G, B) tramite Differential Evolution con 50 iterazioni massime, population-size multiplier 20 (circa 100 candidati), seed base 42 ed early termination quando viene ottenuta la misclassification.</w:t>
+        <w:t>One Pixel è model-dependent e score-based: usa le probabilità del checkpoint EfficientNet-B0 fold-specific senza gradienti. Differential Evolution ottimizza x, y, R, G, B con 50 iterazioni massime, multiplier 20, 100 candidati e seed base 42. La callback interrompe la ricerca al termine di una generazione dopo aver osservato una misclassification; queries_used conta valutazioni della funzione obiettivo, non tutte le forward call.</w:t>
       </w:r>
     </w:p>
     <w:p>
@@ -10152,42 +10152,42 @@
           <w:lang w:val="it-IT"/>
         </w:rPr>
         <w:lastRenderedPageBreak/>
-        <w:t>Infatti</w:t>
+        <w:t>One Pixel è generato su EfficientNet-B0; sui software commerciali osservo la risposta agli artefatti trasferiti, con il caveat di rappresentazione descritto nella tesi.</w:t>
       </w:r>
       <w:proofErr w:type="gramEnd"/>
       <w:r>
         <w:rPr>
           <w:lang w:val="it-IT"/>
         </w:rPr>
-        <w:t xml:space="preserve"> non ho ottimizzato One Pixel interrogando </w:t>
-      </w:r>
-      <w:proofErr w:type="spellStart"/>
-      <w:r>
-        <w:rPr>
-          <w:lang w:val="it-IT"/>
-        </w:rPr>
-        <w:t>Magnet</w:t>
-      </w:r>
-      <w:proofErr w:type="spellEnd"/>
-      <w:r>
-        <w:rPr>
-          <w:lang w:val="it-IT"/>
-        </w:rPr>
-        <w:t xml:space="preserve">, </w:t>
-      </w:r>
-      <w:proofErr w:type="spellStart"/>
-      <w:r>
-        <w:rPr>
-          <w:lang w:val="it-IT"/>
-        </w:rPr>
-        <w:t>Cellebrite</w:t>
-      </w:r>
-      <w:proofErr w:type="spellEnd"/>
-      <w:r>
-        <w:rPr>
-          <w:lang w:val="it-IT"/>
-        </w:rPr>
-        <w:t xml:space="preserve"> o gli altri prodotti: l'ho generato contro EfficientNet-B0 e sui software commerciali ne misuro soltanto l'eventuale transfer.</w:t>
+        <w:t xml:space="preserve"/>
+      </w:r>
+      <w:proofErr w:type="spellStart"/>
+      <w:r>
+        <w:rPr>
+          <w:lang w:val="it-IT"/>
+        </w:rPr>
+        <w:t/>
+      </w:r>
+      <w:proofErr w:type="spellEnd"/>
+      <w:r>
+        <w:rPr>
+          <w:lang w:val="it-IT"/>
+        </w:rPr>
+        <w:t xml:space="preserve"/>
+      </w:r>
+      <w:proofErr w:type="spellStart"/>
+      <w:r>
+        <w:rPr>
+          <w:lang w:val="it-IT"/>
+        </w:rPr>
+        <w:t/>
+      </w:r>
+      <w:proofErr w:type="spellEnd"/>
+      <w:r>
+        <w:rPr>
+          <w:lang w:val="it-IT"/>
+        </w:rPr>
+        <w:t xml:space="preserve"/>
       </w:r>
     </w:p>
     <w:p>
@@ -25567,21 +25567,21 @@
         <w:rPr>
           <w:lang w:val="it-IT"/>
         </w:rPr>
-        <w:t xml:space="preserve">Perché non dispongo degli elementi necessari a un attacco white-box e non voglio fingere di conoscerne l’architettura. Misuro invece </w:t>
-      </w:r>
-      <w:proofErr w:type="spellStart"/>
-      <w:r>
-        <w:rPr>
-          <w:lang w:val="it-IT"/>
-        </w:rPr>
-        <w:t>empirical</w:t>
-      </w:r>
-      <w:proofErr w:type="spellEnd"/>
-      <w:r>
-        <w:rPr>
-          <w:lang w:val="it-IT"/>
-        </w:rPr>
-        <w:t xml:space="preserve"> transfer di artefatti generati in un ambiente controllato.</w:t>
+        <w:t xml:space="preserve">Le architetture commerciali non sono accessibili. Valuto quindi la risposta empirica agli artefatti generati sul proxy sorgente; senza un clean control con rappresentazione corrispondente, non posso isolare causalmente l’effetto della sola perturbazione.</w:t>
+      </w:r>
+      <w:proofErr w:type="spellStart"/>
+      <w:r>
+        <w:rPr>
+          <w:lang w:val="it-IT"/>
+        </w:rPr>
+        <w:t/>
+      </w:r>
+      <w:proofErr w:type="spellEnd"/>
+      <w:r>
+        <w:rPr>
+          <w:lang w:val="it-IT"/>
+        </w:rPr>
+        <w:t xml:space="preserve"/>
       </w:r>
     </w:p>
     <w:p>
@@ -27826,7 +27826,7 @@
     </w:p>
     <w:p>
       <w:r>
-        <w:t>La condizione usa EfficientNet-B0 con accesso score-based fold-aware. Differential Evolution ottimizza cinque variabili: coordinate x,y e valori R,G,B del singolo pixel. Il protocollo congelato usa 50 iterazioni massime, population-size multiplier 20, quindi circa 100 candidati effettivi, seed base 42 ed early termination alla prima misclassification. Se non viene raggiunta la misclassification entro il budget, viene esportato il miglior candidato identificato.</w:t>
+        <w:t>Differential Evolution usa accesso score-based al checkpoint fold-aware EfficientNet-B0 e ottimizza x, y, R, G, B. Il setting comprende 50 iterazioni massime, multiplier 20, 100 candidati e seed 42; la callback interrompe al termine della generazione dopo una misclassification. Il budget è inferiore alla configurazione originale di 400 candidati e 100 iterazioni. queries_used conta valutazioni obiettivo, non tutte le forward call.</w:t>
       </w:r>
     </w:p>
     <w:p>

--- a/Vademecum_Discussione_Tesi.docx
+++ b/Vademecum_Discussione_Tesi.docx
@@ -15379,67 +15379,67 @@
         <w:rPr>
           <w:lang w:val="it-IT"/>
         </w:rPr>
-        <w:t xml:space="preserve">Considero principalmente un </w:t>
-      </w:r>
-      <w:proofErr w:type="spellStart"/>
-      <w:r>
-        <w:rPr>
-          <w:b/>
-          <w:bCs/>
-          <w:lang w:val="it-IT"/>
-        </w:rPr>
-        <w:t>evasion</w:t>
-      </w:r>
-      <w:proofErr w:type="spellEnd"/>
-      <w:r>
-        <w:rPr>
-          <w:b/>
-          <w:bCs/>
-          <w:lang w:val="it-IT"/>
-        </w:rPr>
-        <w:t xml:space="preserve"> </w:t>
-      </w:r>
-      <w:proofErr w:type="spellStart"/>
-      <w:r>
-        <w:rPr>
-          <w:b/>
-          <w:bCs/>
-          <w:lang w:val="it-IT"/>
-        </w:rPr>
-        <w:t>attacker</w:t>
-      </w:r>
-      <w:proofErr w:type="spellEnd"/>
-      <w:r>
-        <w:rPr>
-          <w:lang w:val="it-IT"/>
-        </w:rPr>
-        <w:t>, cioè un soggetto che può modificare l'immagine prima che venga sottoposta al sistema automatico, ma non interviene sul training del classificatore.</w:t>
-      </w:r>
-    </w:p>
-    <w:p>
-      <w:pPr>
-        <w:rPr>
-          <w:lang w:val="it-IT"/>
-        </w:rPr>
-      </w:pPr>
-      <w:r>
-        <w:rPr>
-          <w:lang w:val="it-IT"/>
-        </w:rPr>
-        <w:t>Le sue capacità variano in base allo scenario.</w:t>
-      </w:r>
-    </w:p>
-    <w:p>
-      <w:pPr>
-        <w:rPr>
-          <w:lang w:val="it-IT"/>
-        </w:rPr>
-      </w:pPr>
-      <w:r>
-        <w:rPr>
-          <w:lang w:val="it-IT"/>
-        </w:rPr>
-        <w:t>Nel livello controllato può disporre delle informazioni necessarie per generare un attacco white-box contro EfficientNet-B0 oppure degli score richiesti da One Pixel.</w:t>
+        <w:t xml:space="preserve">Capability: considero principalmente un evasion attacker, cioè un soggetto che può modificare l'immagine prima che venga sottoposta al sistema automatico, ma non interviene sul training del classificatore.</w:t>
+      </w:r>
+      <w:proofErr w:type="spellStart"/>
+      <w:r>
+        <w:rPr>
+          <w:b/>
+          <w:bCs/>
+          <w:lang w:val="it-IT"/>
+        </w:rPr>
+        <w:t/>
+      </w:r>
+      <w:proofErr w:type="spellEnd"/>
+      <w:r>
+        <w:rPr>
+          <w:b/>
+          <w:bCs/>
+          <w:lang w:val="it-IT"/>
+        </w:rPr>
+        <w:t xml:space="preserve"/>
+      </w:r>
+      <w:proofErr w:type="spellStart"/>
+      <w:r>
+        <w:rPr>
+          <w:b/>
+          <w:bCs/>
+          <w:lang w:val="it-IT"/>
+        </w:rPr>
+        <w:t/>
+      </w:r>
+      <w:proofErr w:type="spellEnd"/>
+      <w:r>
+        <w:rPr>
+          <w:lang w:val="it-IT"/>
+        </w:rPr>
+        <w:t/>
+      </w:r>
+    </w:p>
+    <w:p>
+      <w:pPr>
+        <w:rPr>
+          <w:lang w:val="it-IT"/>
+        </w:rPr>
+      </w:pPr>
+      <w:r>
+        <w:rPr>
+          <w:lang w:val="it-IT"/>
+        </w:rPr>
+        <w:t>Lo descrivo con Goal, Knowledge e Capability.</w:t>
+      </w:r>
+    </w:p>
+    <w:p>
+      <w:pPr>
+        <w:rPr>
+          <w:lang w:val="it-IT"/>
+        </w:rPr>
+      </w:pPr>
+      <w:r>
+        <w:rPr>
+          <w:lang w:val="it-IT"/>
+        </w:rPr>
+        <w:t>Knowledge: nel livello controllato può disporre delle informazioni necessarie per generare un attacco white-box contro EfficientNet-B0 oppure degli score richiesti da One Pixel.</w:t>
       </w:r>
     </w:p>
     <w:p>
@@ -15479,49 +15479,49 @@
         <w:rPr>
           <w:lang w:val="it-IT"/>
         </w:rPr>
-        <w:t>L'obiettivo degli attacchi model-</w:t>
-      </w:r>
-      <w:proofErr w:type="spellStart"/>
-      <w:r>
-        <w:rPr>
-          <w:lang w:val="it-IT"/>
-        </w:rPr>
-        <w:t>dependent</w:t>
-      </w:r>
-      <w:proofErr w:type="spellEnd"/>
-      <w:r>
-        <w:rPr>
-          <w:lang w:val="it-IT"/>
-        </w:rPr>
-        <w:t xml:space="preserve"> è </w:t>
-      </w:r>
-      <w:proofErr w:type="spellStart"/>
-      <w:r>
-        <w:rPr>
-          <w:lang w:val="it-IT"/>
-        </w:rPr>
-        <w:t>untargeted</w:t>
-      </w:r>
-      <w:proofErr w:type="spellEnd"/>
-      <w:r>
-        <w:rPr>
-          <w:lang w:val="it-IT"/>
-        </w:rPr>
-        <w:t xml:space="preserve"> </w:t>
-      </w:r>
-      <w:proofErr w:type="spellStart"/>
-      <w:r>
-        <w:rPr>
-          <w:lang w:val="it-IT"/>
-        </w:rPr>
-        <w:t>degradation</w:t>
-      </w:r>
-      <w:proofErr w:type="spellEnd"/>
-      <w:r>
-        <w:rPr>
-          <w:lang w:val="it-IT"/>
-        </w:rPr>
-        <w:t xml:space="preserve"> della classificazione.</w:t>
+        <w:t>Goal: gli attacchi model-dependent hanno un obiettivo di untargeted degradation della classificazione.</w:t>
+      </w:r>
+      <w:proofErr w:type="spellStart"/>
+      <w:r>
+        <w:rPr>
+          <w:lang w:val="it-IT"/>
+        </w:rPr>
+        <w:t/>
+      </w:r>
+      <w:proofErr w:type="spellEnd"/>
+      <w:r>
+        <w:rPr>
+          <w:lang w:val="it-IT"/>
+        </w:rPr>
+        <w:t xml:space="preserve"/>
+      </w:r>
+      <w:proofErr w:type="spellStart"/>
+      <w:r>
+        <w:rPr>
+          <w:lang w:val="it-IT"/>
+        </w:rPr>
+        <w:t/>
+      </w:r>
+      <w:proofErr w:type="spellEnd"/>
+      <w:r>
+        <w:rPr>
+          <w:lang w:val="it-IT"/>
+        </w:rPr>
+        <w:t xml:space="preserve"/>
+      </w:r>
+      <w:proofErr w:type="spellStart"/>
+      <w:r>
+        <w:rPr>
+          <w:lang w:val="it-IT"/>
+        </w:rPr>
+        <w:t/>
+      </w:r>
+      <w:proofErr w:type="spellEnd"/>
+      <w:r>
+        <w:rPr>
+          <w:lang w:val="it-IT"/>
+        </w:rPr>
+        <w:t xml:space="preserve"/>
       </w:r>
     </w:p>
     <w:p>
